--- a/tillsyn/A 23731-2023 tillsynsbegäran.docx
+++ b/tillsyn/A 23731-2023 tillsynsbegäran.docx
@@ -218,7 +218,7 @@
     <w:r>
       <w:tab/>
       <w:tab/>
-      <w:t>2025-08-06</w:t>
+      <w:t>2025-08-09</w:t>
       <w:br/>
       <w:br/>
     </w:r>
